--- a/zaini_case_audit_output/outputs/word/documents/006_تذكرة تقديم طلب التماس إعادة نظر في القضية رقم (42824717) مقيد برقم (4611037394).docx
+++ b/zaini_case_audit_output/outputs/word/documents/006_تذكرة تقديم طلب التماس إعادة نظر في القضية رقم (42824717) مقيد برقم (4611037394).docx
@@ -56,14 +56,13 @@
     <w:p/>
     <w:p>
       <w:pPr>
+        <w:pStyle w:val="Heading2"/>
         <w:jc w:val="right"/>
         <w:bidi/>
       </w:pPr>
       <w:r>
-        <w:rPr>
-          <w:b w:val="0"/>
-          <w:i w:val="0"/>
-        </w:rPr>
+        <w:t>[نص الضبط / الحكم — المتن الفعلي] ===</w:t>
+        <w:br/>
         <w:t>[PDF text layer is OCR-garbled: the extracted content consists entirely of thousands of repeated reversed-glyph instances of the name "أسامة بن احمد بن عباس زيني" with no other recoverable readable text. Document title: مذكرة التماس في 02-06-1446 ـ الحجيلان ـ دعوى ضد الشيخ اسامة زيني ـ 42824717 (an iltimas/petition memorandum from the Al-Hujailan firm in case 42824717). The readable text layer could not be extracted.]</w:t>
       </w:r>
     </w:p>

--- a/zaini_case_audit_output/outputs/word/documents/006_تذكرة تقديم طلب التماس إعادة نظر في القضية رقم (42824717) مقيد برقم (4611037394).docx
+++ b/zaini_case_audit_output/outputs/word/documents/006_تذكرة تقديم طلب التماس إعادة نظر في القضية رقم (42824717) مقيد برقم (4611037394).docx
@@ -61,7 +61,7 @@
         <w:bidi/>
       </w:pPr>
       <w:r>
-        <w:t>[نص الضبط / الحكم — المتن الفعلي] ===</w:t>
+        <w:t>[المتن الفعلي: الوقائع / الأسباب / المنطوق] ===</w:t>
         <w:br/>
         <w:t>[PDF text layer is OCR-garbled: the extracted content consists entirely of thousands of repeated reversed-glyph instances of the name "أسامة بن احمد بن عباس زيني" with no other recoverable readable text. Document title: مذكرة التماس في 02-06-1446 ـ الحجيلان ـ دعوى ضد الشيخ اسامة زيني ـ 42824717 (an iltimas/petition memorandum from the Al-Hujailan firm in case 42824717). The readable text layer could not be extracted.]</w:t>
       </w:r>
